--- a/Karnaugh/Một số ví dụ về cách dùng phần mềm.docx
+++ b/Karnaugh/Một số ví dụ về cách dùng phần mềm.docx
@@ -19,6 +19,60 @@
           <w:i/>
           <w:iCs/>
         </w:rPr>
+        <w:t>Cách chạy file.exe</w:t>
+      </w:r>
+    </w:p>
+    <w:p>
+      <w:pPr>
+        <w:jc w:val="both"/>
+        <w:rPr>
+          <w:i/>
+          <w:iCs/>
+        </w:rPr>
+      </w:pPr>
+      <w:r>
+        <w:rPr>
+          <w:i/>
+          <w:iCs/>
+        </w:rPr>
+        <w:t>Karnaugh\Karnaugh\bin\Debug</w:t>
+      </w:r>
+      <w:r>
+        <w:rPr>
+          <w:i/>
+          <w:iCs/>
+        </w:rPr>
+        <w:t>\Karnaugh.exe</w:t>
+      </w:r>
+    </w:p>
+    <w:p>
+      <w:pPr>
+        <w:jc w:val="both"/>
+        <w:rPr>
+          <w:b/>
+          <w:bCs/>
+          <w:i/>
+          <w:iCs/>
+        </w:rPr>
+      </w:pPr>
+    </w:p>
+    <w:p>
+      <w:pPr>
+        <w:jc w:val="both"/>
+        <w:rPr>
+          <w:b/>
+          <w:bCs/>
+          <w:i/>
+          <w:iCs/>
+        </w:rPr>
+      </w:pPr>
+      <w:r>
+        <w:rPr>
+          <w:b/>
+          <w:bCs/>
+          <w:i/>
+          <w:iCs/>
+        </w:rPr>
         <w:t>Một số ví dụ:</w:t>
       </w:r>
     </w:p>
@@ -80,28 +134,7 @@
           <w:sz w:val="26"/>
           <w:szCs w:val="26"/>
         </w:rPr>
-        <w:t xml:space="preserve">Bước </w:t>
-      </w:r>
-      <w:r>
-        <w:rPr>
-          <w:sz w:val="26"/>
-          <w:szCs w:val="26"/>
-        </w:rPr>
-        <w:t>3</w:t>
-      </w:r>
-      <w:r>
-        <w:rPr>
-          <w:sz w:val="26"/>
-          <w:szCs w:val="26"/>
-        </w:rPr>
-        <w:t xml:space="preserve">: </w:t>
-      </w:r>
-      <w:r>
-        <w:rPr>
-          <w:sz w:val="26"/>
-          <w:szCs w:val="26"/>
-        </w:rPr>
-        <w:t>Nhấn rút gọn</w:t>
+        <w:t>Bước 3: Nhấn rút gọn</w:t>
       </w:r>
     </w:p>
     <w:p>
